--- a/熊猫成仙，从青竹山开始/第一卷 龙蛇起陆/第004章 拦路.docx
+++ b/熊猫成仙，从青竹山开始/第一卷 龙蛇起陆/第004章 拦路.docx
@@ -47,7 +47,7 @@
           <w:sz w:val="27"/>
           <w:szCs w:val="27"/>
         </w:rPr>
-        <w:t xml:space="preserve">第二天天刚亮，两人就动身。出了青竹山南坡，官道宽起来。</w:t>
+        <w:t xml:space="preserve">天刚亮，两人就动身。从山上下来，官道宽起来。</w:t>
       </w:r>
     </w:p>
     <w:p>
@@ -1069,7 +1069,7 @@
           <w:sz w:val="27"/>
           <w:szCs w:val="27"/>
         </w:rPr>
-        <w:t xml:space="preserve">竹长庚应了一声，腿上那张追风符一亮，人已经掠出去。</w:t>
+        <w:t xml:space="preserve">竹长庚应了一声，脚下一轻，人已经掠出去。</w:t>
       </w:r>
     </w:p>
     <w:p>
@@ -1517,7 +1517,7 @@
           <w:sz w:val="27"/>
           <w:szCs w:val="27"/>
         </w:rPr>
-        <w:t xml:space="preserve">夜里他回了树洞，把心念往里一收。</w:t>
+        <w:t xml:space="preserve">夜里他们没再赶路。路旁有间塌了半边的猎屋，他钻进去，把心念往里一收。</w:t>
       </w:r>
     </w:p>
     <w:p>
@@ -1559,7 +1559,7 @@
           <w:sz w:val="27"/>
           <w:szCs w:val="27"/>
         </w:rPr>
-        <w:t xml:space="preserve">赋：驭竹</w:t>
+        <w:t xml:space="preserve">赋：驭竹（一阶）</w:t>
       </w:r>
     </w:p>
     <w:p>
@@ -1601,7 +1601,7 @@
           <w:sz w:val="27"/>
           <w:szCs w:val="27"/>
         </w:rPr>
-        <w:t xml:space="preserve">他趴在洞里想了想。这痕迹不是拿命换的。杀多少人，添不上这一道。</w:t>
+        <w:t xml:space="preserve">他趴在地上想了想。这痕迹不是拿命换的。杀多少人，添不上这一道。</w:t>
       </w:r>
     </w:p>
     <w:p>
@@ -1629,7 +1629,7 @@
           <w:sz w:val="27"/>
           <w:szCs w:val="27"/>
         </w:rPr>
-        <w:t xml:space="preserve">潭边亮着一点火光。竹长庚把四只袋子摊开，一样一样往外掏，数到第三只的时候笑了一声，笑着笑着又咳起来。</w:t>
+        <w:t xml:space="preserve">屋外亮着一点火光。竹长庚把四只袋子摊开，一样一样往外掏，数到第三只的时候笑了一声，笑着笑着又咳起来。</w:t>
       </w:r>
     </w:p>
     <w:p>
